--- a/ASP.NET Core 10 The Ultimate Guide/Assignments.docx
+++ b/ASP.NET Core 10 The Ultimate Guide/Assignments.docx
@@ -2183,6 +2183,9 @@
     <w:p/>
     <w:p>
       <w:r>
+        <w:rPr>
+          <w:noProof/>
+        </w:rPr>
         <w:drawing>
           <wp:inline distT="0" distB="0" distL="0" distR="0" wp14:anchorId="18397450" wp14:editId="533D12F7">
             <wp:extent cx="5731510" cy="2646045"/>
@@ -2717,6 +2720,9 @@
     </w:p>
     <w:p>
       <w:r>
+        <w:rPr>
+          <w:noProof/>
+        </w:rPr>
         <w:drawing>
           <wp:inline distT="0" distB="0" distL="0" distR="0" wp14:anchorId="6F2FF01C" wp14:editId="7DD33A07">
             <wp:extent cx="5731510" cy="3162300"/>
@@ -2768,6 +2774,1146 @@
       </w:r>
     </w:p>
     <w:p/>
+    <w:p>
+      <w:pPr>
+        <w:rPr>
+          <w:b/>
+          <w:bCs/>
+        </w:rPr>
+      </w:pPr>
+      <w:r>
+        <w:rPr>
+          <w:b/>
+          <w:bCs/>
+        </w:rPr>
+        <w:t>What is Docker, and why is it needed in modern development workflows?</w:t>
+      </w:r>
+    </w:p>
+    <w:p>
+      <w:r>
+        <w:t>Docker is a platform that allows developers to package applications and their dependencies into containers. Containers ensure that applications run consistently across different environments. Docker simplifies deployment, isolation, and scalability of applications, making it essential for microservices architecture and cloud-based development.</w:t>
+      </w:r>
+    </w:p>
+    <w:p>
+      <w:pPr>
+        <w:rPr>
+          <w:b/>
+          <w:bCs/>
+        </w:rPr>
+      </w:pPr>
+      <w:r>
+        <w:rPr>
+          <w:b/>
+          <w:bCs/>
+        </w:rPr>
+        <w:t>Why is Docker preferred over traditional virtualization (hypervisors)?</w:t>
+      </w:r>
+    </w:p>
+    <w:p>
+      <w:r>
+        <w:t>Docker uses containerization, which allows multiple applications to run on the same OS kernel, leading to lower overhead compared to hypervisors, which require a full OS for each virtual machine (VM). Containers are more lightweight, start faster, and consume fewer resources than VMs, making Docker ideal for microservices and cloud-native applications.</w:t>
+      </w:r>
+    </w:p>
+    <w:p>
+      <w:pPr>
+        <w:rPr>
+          <w:b/>
+          <w:bCs/>
+        </w:rPr>
+      </w:pPr>
+      <w:r>
+        <w:rPr>
+          <w:b/>
+          <w:bCs/>
+        </w:rPr>
+        <w:t>What are the primary drawbacks of using hypervisors compared to Docker?</w:t>
+      </w:r>
+    </w:p>
+    <w:p>
+      <w:pPr>
+        <w:numPr>
+          <w:ilvl w:val="0"/>
+          <w:numId w:val="13"/>
+        </w:numPr>
+      </w:pPr>
+      <w:r>
+        <w:rPr>
+          <w:b/>
+          <w:bCs/>
+        </w:rPr>
+        <w:t>Resource consumption</w:t>
+      </w:r>
+      <w:r>
+        <w:t>: VMs require a complete OS, leading to higher memory and CPU usage.</w:t>
+      </w:r>
+    </w:p>
+    <w:p>
+      <w:pPr>
+        <w:numPr>
+          <w:ilvl w:val="0"/>
+          <w:numId w:val="13"/>
+        </w:numPr>
+      </w:pPr>
+      <w:r>
+        <w:rPr>
+          <w:b/>
+          <w:bCs/>
+        </w:rPr>
+        <w:lastRenderedPageBreak/>
+        <w:t>Startup time</w:t>
+      </w:r>
+      <w:r>
+        <w:t>: VMs can take minutes to start, whereas Docker containers start in seconds.</w:t>
+      </w:r>
+    </w:p>
+    <w:p>
+      <w:pPr>
+        <w:numPr>
+          <w:ilvl w:val="0"/>
+          <w:numId w:val="13"/>
+        </w:numPr>
+      </w:pPr>
+      <w:r>
+        <w:rPr>
+          <w:b/>
+          <w:bCs/>
+        </w:rPr>
+        <w:t>Storage overhead</w:t>
+      </w:r>
+      <w:r>
+        <w:t>: VMs need gigabytes of storage, while containers are much smaller.</w:t>
+      </w:r>
+    </w:p>
+    <w:p>
+      <w:pPr>
+        <w:numPr>
+          <w:ilvl w:val="0"/>
+          <w:numId w:val="13"/>
+        </w:numPr>
+      </w:pPr>
+      <w:r>
+        <w:rPr>
+          <w:b/>
+          <w:bCs/>
+        </w:rPr>
+        <w:t>Environment consistency</w:t>
+      </w:r>
+      <w:r>
+        <w:t>: Containers provide a more consistent runtime environment than VMs, which may have OS-related discrepancies.</w:t>
+      </w:r>
+    </w:p>
+    <w:p>
+      <w:pPr>
+        <w:rPr>
+          <w:b/>
+          <w:bCs/>
+        </w:rPr>
+      </w:pPr>
+      <w:r>
+        <w:rPr>
+          <w:b/>
+          <w:bCs/>
+        </w:rPr>
+        <w:t>What are the key benefits of containerization using Docker?</w:t>
+      </w:r>
+    </w:p>
+    <w:p>
+      <w:pPr>
+        <w:numPr>
+          <w:ilvl w:val="0"/>
+          <w:numId w:val="14"/>
+        </w:numPr>
+      </w:pPr>
+      <w:r>
+        <w:rPr>
+          <w:b/>
+          <w:bCs/>
+        </w:rPr>
+        <w:t>Portability</w:t>
+      </w:r>
+      <w:r>
+        <w:t>: Containers run the same way in any environment, ensuring consistency across development, testing, and production.</w:t>
+      </w:r>
+    </w:p>
+    <w:p>
+      <w:pPr>
+        <w:numPr>
+          <w:ilvl w:val="0"/>
+          <w:numId w:val="14"/>
+        </w:numPr>
+      </w:pPr>
+      <w:r>
+        <w:rPr>
+          <w:b/>
+          <w:bCs/>
+        </w:rPr>
+        <w:t>Efficiency</w:t>
+      </w:r>
+      <w:r>
+        <w:t>: Containers are lightweight and consume fewer resources than VMs, enabling higher density on the same hardware.</w:t>
+      </w:r>
+    </w:p>
+    <w:p>
+      <w:pPr>
+        <w:numPr>
+          <w:ilvl w:val="0"/>
+          <w:numId w:val="14"/>
+        </w:numPr>
+      </w:pPr>
+      <w:r>
+        <w:rPr>
+          <w:b/>
+          <w:bCs/>
+        </w:rPr>
+        <w:t>Isolation</w:t>
+      </w:r>
+      <w:r>
+        <w:t>: Containers isolate applications, ensuring one container's failure doesn’t affect others.</w:t>
+      </w:r>
+    </w:p>
+    <w:p>
+      <w:pPr>
+        <w:numPr>
+          <w:ilvl w:val="0"/>
+          <w:numId w:val="14"/>
+        </w:numPr>
+      </w:pPr>
+      <w:r>
+        <w:rPr>
+          <w:b/>
+          <w:bCs/>
+        </w:rPr>
+        <w:t>Scalability</w:t>
+      </w:r>
+      <w:r>
+        <w:t>: Containers can be scaled up or down easily, making them ideal for microservices architecture.</w:t>
+      </w:r>
+    </w:p>
+    <w:p>
+      <w:pPr>
+        <w:rPr>
+          <w:b/>
+          <w:bCs/>
+        </w:rPr>
+      </w:pPr>
+      <w:r>
+        <w:rPr>
+          <w:b/>
+          <w:bCs/>
+        </w:rPr>
+        <w:t>How do Docker containers differ from Virtual Machines (VMs)?</w:t>
+      </w:r>
+    </w:p>
+    <w:p>
+      <w:pPr>
+        <w:numPr>
+          <w:ilvl w:val="0"/>
+          <w:numId w:val="15"/>
+        </w:numPr>
+      </w:pPr>
+      <w:r>
+        <w:rPr>
+          <w:b/>
+          <w:bCs/>
+        </w:rPr>
+        <w:t>OS Overhead</w:t>
+      </w:r>
+      <w:r>
+        <w:t>: VMs run on their own OS, while Docker containers share the host OS kernel, making containers more efficient.</w:t>
+      </w:r>
+    </w:p>
+    <w:p>
+      <w:pPr>
+        <w:numPr>
+          <w:ilvl w:val="0"/>
+          <w:numId w:val="15"/>
+        </w:numPr>
+      </w:pPr>
+      <w:r>
+        <w:rPr>
+          <w:b/>
+          <w:bCs/>
+        </w:rPr>
+        <w:t>Resource Usage</w:t>
+      </w:r>
+      <w:r>
+        <w:t>: Containers are lightweight and consume fewer resources than VMs.</w:t>
+      </w:r>
+    </w:p>
+    <w:p>
+      <w:pPr>
+        <w:numPr>
+          <w:ilvl w:val="0"/>
+          <w:numId w:val="15"/>
+        </w:numPr>
+      </w:pPr>
+      <w:r>
+        <w:rPr>
+          <w:b/>
+          <w:bCs/>
+        </w:rPr>
+        <w:t>Performance</w:t>
+      </w:r>
+      <w:r>
+        <w:t>: Containers start much faster and have lower performance overhead than VMs.</w:t>
+      </w:r>
+    </w:p>
+    <w:p>
+      <w:pPr>
+        <w:numPr>
+          <w:ilvl w:val="0"/>
+          <w:numId w:val="15"/>
+        </w:numPr>
+      </w:pPr>
+      <w:r>
+        <w:rPr>
+          <w:b/>
+          <w:bCs/>
+        </w:rPr>
+        <w:t>Deployment</w:t>
+      </w:r>
+      <w:r>
+        <w:t>: Containers are portable and consistent across environments, while VMs might differ depending on the OS.</w:t>
+      </w:r>
+    </w:p>
+    <w:p>
+      <w:pPr>
+        <w:rPr>
+          <w:b/>
+          <w:bCs/>
+        </w:rPr>
+      </w:pPr>
+      <w:r>
+        <w:rPr>
+          <w:b/>
+          <w:bCs/>
+        </w:rPr>
+        <w:t>Explain how Docker images and containers are layered internally.</w:t>
+      </w:r>
+    </w:p>
+    <w:p>
+      <w:r>
+        <w:t xml:space="preserve">Docker images are made up of multiple layers, each representing a change in the filesystem (e.g., installing software, copying files). When building a Docker image, each command in the </w:t>
+      </w:r>
+      <w:proofErr w:type="spellStart"/>
+      <w:r>
+        <w:t>Dockerfile</w:t>
+      </w:r>
+      <w:proofErr w:type="spellEnd"/>
+      <w:r>
+        <w:t xml:space="preserve"> creates a new layer. Docker containers are instances of these images and share these layers with other containers, making them efficient in terms of storage and speed. Only the top writable layer is unique to each container, allowing Docker to share read-only layers across multiple containers.</w:t>
+      </w:r>
+    </w:p>
+    <w:p/>
+    <w:p/>
+    <w:p>
+      <w:pPr>
+        <w:rPr>
+          <w:b/>
+          <w:bCs/>
+        </w:rPr>
+      </w:pPr>
+      <w:r>
+        <w:rPr>
+          <w:b/>
+          <w:bCs/>
+        </w:rPr>
+        <w:lastRenderedPageBreak/>
+        <w:t>What is Docker Hub, and why is it important in the container ecosystem?</w:t>
+      </w:r>
+    </w:p>
+    <w:p>
+      <w:r>
+        <w:t>Docker Hub is a cloud-based registry that stores Docker images. Developers can push their images to Docker Hub, and others can pull these images to run them in their environments. It provides public and private repositories, facilitating the sharing and distribution of containerized applications.</w:t>
+      </w:r>
+    </w:p>
+    <w:p>
+      <w:pPr>
+        <w:rPr>
+          <w:b/>
+          <w:bCs/>
+        </w:rPr>
+      </w:pPr>
+      <w:r>
+        <w:rPr>
+          <w:b/>
+          <w:bCs/>
+        </w:rPr>
+        <w:t>How do you install Docker on Windows and Linux?</w:t>
+      </w:r>
+    </w:p>
+    <w:p>
+      <w:pPr>
+        <w:numPr>
+          <w:ilvl w:val="0"/>
+          <w:numId w:val="16"/>
+        </w:numPr>
+      </w:pPr>
+      <w:r>
+        <w:rPr>
+          <w:b/>
+          <w:bCs/>
+        </w:rPr>
+        <w:t>Windows</w:t>
+      </w:r>
+      <w:r>
+        <w:t>: Download Docker Desktop from the Docker website and follow the installation wizard. It requires Windows 10/11 or Windows Server and WSL2 for better performance.</w:t>
+      </w:r>
+    </w:p>
+    <w:p>
+      <w:pPr>
+        <w:numPr>
+          <w:ilvl w:val="0"/>
+          <w:numId w:val="16"/>
+        </w:numPr>
+      </w:pPr>
+      <w:r>
+        <w:rPr>
+          <w:b/>
+          <w:bCs/>
+        </w:rPr>
+        <w:t>Linux</w:t>
+      </w:r>
+      <w:r>
+        <w:t>: Use package managers like apt or yum to install Docker. Example for Ubuntu:</w:t>
+      </w:r>
+    </w:p>
+    <w:p>
+      <w:pPr>
+        <w:numPr>
+          <w:ilvl w:val="0"/>
+          <w:numId w:val="16"/>
+        </w:numPr>
+        <w:tabs>
+          <w:tab w:val="clear" w:pos="720"/>
+        </w:tabs>
+      </w:pPr>
+      <w:proofErr w:type="spellStart"/>
+      <w:r>
+        <w:t>sudo</w:t>
+      </w:r>
+      <w:proofErr w:type="spellEnd"/>
+      <w:r>
+        <w:t xml:space="preserve"> apt update</w:t>
+      </w:r>
+    </w:p>
+    <w:p>
+      <w:pPr>
+        <w:numPr>
+          <w:ilvl w:val="0"/>
+          <w:numId w:val="16"/>
+        </w:numPr>
+        <w:tabs>
+          <w:tab w:val="clear" w:pos="720"/>
+        </w:tabs>
+      </w:pPr>
+      <w:proofErr w:type="spellStart"/>
+      <w:r>
+        <w:t>sudo</w:t>
+      </w:r>
+      <w:proofErr w:type="spellEnd"/>
+      <w:r>
+        <w:t xml:space="preserve"> apt install docker.io</w:t>
+      </w:r>
+    </w:p>
+    <w:p>
+      <w:pPr>
+        <w:numPr>
+          <w:ilvl w:val="0"/>
+          <w:numId w:val="16"/>
+        </w:numPr>
+        <w:tabs>
+          <w:tab w:val="clear" w:pos="720"/>
+        </w:tabs>
+      </w:pPr>
+      <w:proofErr w:type="spellStart"/>
+      <w:r>
+        <w:t>sudo</w:t>
+      </w:r>
+      <w:proofErr w:type="spellEnd"/>
+      <w:r>
+        <w:t xml:space="preserve"> </w:t>
+      </w:r>
+      <w:proofErr w:type="spellStart"/>
+      <w:r>
+        <w:t>systemctl</w:t>
+      </w:r>
+      <w:proofErr w:type="spellEnd"/>
+      <w:r>
+        <w:t xml:space="preserve"> start docker</w:t>
+      </w:r>
+    </w:p>
+    <w:p>
+      <w:proofErr w:type="spellStart"/>
+      <w:r>
+        <w:t>sudo</w:t>
+      </w:r>
+      <w:proofErr w:type="spellEnd"/>
+      <w:r>
+        <w:t xml:space="preserve"> </w:t>
+      </w:r>
+      <w:proofErr w:type="spellStart"/>
+      <w:r>
+        <w:t>systemctl</w:t>
+      </w:r>
+      <w:proofErr w:type="spellEnd"/>
+      <w:r>
+        <w:t xml:space="preserve"> enable docker</w:t>
+      </w:r>
+    </w:p>
+    <w:p>
+      <w:pPr>
+        <w:rPr>
+          <w:b/>
+          <w:bCs/>
+        </w:rPr>
+      </w:pPr>
+      <w:r>
+        <w:rPr>
+          <w:b/>
+          <w:bCs/>
+        </w:rPr>
+        <w:t xml:space="preserve">What are some common </w:t>
+      </w:r>
+      <w:proofErr w:type="spellStart"/>
+      <w:r>
+        <w:rPr>
+          <w:b/>
+          <w:bCs/>
+        </w:rPr>
+        <w:t>Dockerfile</w:t>
+      </w:r>
+      <w:proofErr w:type="spellEnd"/>
+      <w:r>
+        <w:rPr>
+          <w:b/>
+          <w:bCs/>
+        </w:rPr>
+        <w:t xml:space="preserve"> commands, and what do they do?</w:t>
+      </w:r>
+    </w:p>
+    <w:p>
+      <w:pPr>
+        <w:numPr>
+          <w:ilvl w:val="0"/>
+          <w:numId w:val="17"/>
+        </w:numPr>
+      </w:pPr>
+      <w:r>
+        <w:rPr>
+          <w:b/>
+          <w:bCs/>
+        </w:rPr>
+        <w:t>FROM</w:t>
+      </w:r>
+      <w:r>
+        <w:t>: Specifies the base image for the Docker image.</w:t>
+      </w:r>
+    </w:p>
+    <w:p>
+      <w:pPr>
+        <w:numPr>
+          <w:ilvl w:val="0"/>
+          <w:numId w:val="17"/>
+        </w:numPr>
+      </w:pPr>
+      <w:r>
+        <w:rPr>
+          <w:b/>
+          <w:bCs/>
+        </w:rPr>
+        <w:t>COPY</w:t>
+      </w:r>
+      <w:r>
+        <w:t>: Copies files from the host system to the container.</w:t>
+      </w:r>
+    </w:p>
+    <w:p>
+      <w:pPr>
+        <w:numPr>
+          <w:ilvl w:val="0"/>
+          <w:numId w:val="17"/>
+        </w:numPr>
+      </w:pPr>
+      <w:r>
+        <w:rPr>
+          <w:b/>
+          <w:bCs/>
+        </w:rPr>
+        <w:t>RUN</w:t>
+      </w:r>
+      <w:r>
+        <w:t>: Executes commands inside the container during the image build process (e.g., install packages).</w:t>
+      </w:r>
+    </w:p>
+    <w:p>
+      <w:pPr>
+        <w:numPr>
+          <w:ilvl w:val="0"/>
+          <w:numId w:val="17"/>
+        </w:numPr>
+      </w:pPr>
+      <w:r>
+        <w:rPr>
+          <w:b/>
+          <w:bCs/>
+        </w:rPr>
+        <w:t>CMD</w:t>
+      </w:r>
+      <w:r>
+        <w:t>: Specifies the default command to run when a container starts.</w:t>
+      </w:r>
+    </w:p>
+    <w:p>
+      <w:pPr>
+        <w:numPr>
+          <w:ilvl w:val="0"/>
+          <w:numId w:val="17"/>
+        </w:numPr>
+      </w:pPr>
+      <w:r>
+        <w:rPr>
+          <w:b/>
+          <w:bCs/>
+        </w:rPr>
+        <w:t>EXPOSE</w:t>
+      </w:r>
+      <w:r>
+        <w:t>: Informs Docker that the container will listen on a specific port.</w:t>
+      </w:r>
+    </w:p>
+    <w:p>
+      <w:pPr>
+        <w:numPr>
+          <w:ilvl w:val="0"/>
+          <w:numId w:val="17"/>
+        </w:numPr>
+      </w:pPr>
+      <w:r>
+        <w:rPr>
+          <w:b/>
+          <w:bCs/>
+        </w:rPr>
+        <w:t>WORKDIR</w:t>
+      </w:r>
+      <w:r>
+        <w:t xml:space="preserve">: Sets the working directory for subsequent commands in the </w:t>
+      </w:r>
+      <w:proofErr w:type="spellStart"/>
+      <w:r>
+        <w:t>Dockerfile</w:t>
+      </w:r>
+      <w:proofErr w:type="spellEnd"/>
+      <w:r>
+        <w:t>.</w:t>
+      </w:r>
+    </w:p>
+    <w:p>
+      <w:pPr>
+        <w:rPr>
+          <w:b/>
+          <w:bCs/>
+        </w:rPr>
+      </w:pPr>
+      <w:r>
+        <w:rPr>
+          <w:b/>
+          <w:bCs/>
+        </w:rPr>
+        <w:t xml:space="preserve">Write a simple </w:t>
+      </w:r>
+      <w:proofErr w:type="spellStart"/>
+      <w:r>
+        <w:rPr>
+          <w:b/>
+          <w:bCs/>
+        </w:rPr>
+        <w:t>Dockerfile</w:t>
+      </w:r>
+      <w:proofErr w:type="spellEnd"/>
+      <w:r>
+        <w:rPr>
+          <w:b/>
+          <w:bCs/>
+        </w:rPr>
+        <w:t xml:space="preserve"> for an ASP.NET Core microservice.</w:t>
+      </w:r>
+    </w:p>
+    <w:p>
+      <w:r>
+        <w:t>FROM mcr.microsoft.com/dotnet/aspnet:6.0 AS base</w:t>
+      </w:r>
+    </w:p>
+    <w:p>
+      <w:r>
+        <w:t>WORKDIR /app</w:t>
+      </w:r>
+    </w:p>
+    <w:p>
+      <w:r>
+        <w:t>EXPOSE 80</w:t>
+      </w:r>
+    </w:p>
+    <w:p/>
+    <w:p>
+      <w:r>
+        <w:t>FROM mcr.microsoft.com/dotnet/sdk:6.0 AS build</w:t>
+      </w:r>
+    </w:p>
+    <w:p>
+      <w:r>
+        <w:lastRenderedPageBreak/>
+        <w:t>WORKDIR /</w:t>
+      </w:r>
+      <w:proofErr w:type="spellStart"/>
+      <w:r>
+        <w:t>src</w:t>
+      </w:r>
+      <w:proofErr w:type="spellEnd"/>
+    </w:p>
+    <w:p>
+      <w:proofErr w:type="gramStart"/>
+      <w:r>
+        <w:t>COPY .</w:t>
+      </w:r>
+      <w:proofErr w:type="gramEnd"/>
+      <w:r>
+        <w:t xml:space="preserve"> .</w:t>
+      </w:r>
+    </w:p>
+    <w:p>
+      <w:r>
+        <w:t>RUN dotnet restore</w:t>
+      </w:r>
+    </w:p>
+    <w:p>
+      <w:r>
+        <w:t>RUN dotnet publish -c Release -o /app</w:t>
+      </w:r>
+    </w:p>
+    <w:p/>
+    <w:p>
+      <w:r>
+        <w:t>FROM base AS final</w:t>
+      </w:r>
+    </w:p>
+    <w:p>
+      <w:r>
+        <w:t>WORKDIR /app</w:t>
+      </w:r>
+    </w:p>
+    <w:p>
+      <w:r>
+        <w:t>COPY --from=build /</w:t>
+      </w:r>
+      <w:proofErr w:type="gramStart"/>
+      <w:r>
+        <w:t>app .</w:t>
+      </w:r>
+      <w:proofErr w:type="gramEnd"/>
+    </w:p>
+    <w:p>
+      <w:r>
+        <w:t>ENTRYPOINT ["dotnet", "MyMicroservice.dll"]</w:t>
+      </w:r>
+    </w:p>
+    <w:p>
+      <w:r>
+        <w:rPr>
+          <w:b/>
+          <w:bCs/>
+        </w:rPr>
+        <w:t>How do you build and run a Docker image for an ASP.NET Core microservice?</w:t>
+      </w:r>
+    </w:p>
+    <w:p>
+      <w:pPr>
+        <w:numPr>
+          <w:ilvl w:val="0"/>
+          <w:numId w:val="18"/>
+        </w:numPr>
+      </w:pPr>
+      <w:r>
+        <w:t>Build the image:</w:t>
+      </w:r>
+    </w:p>
+    <w:p>
+      <w:r>
+        <w:t xml:space="preserve">docker build -t </w:t>
+      </w:r>
+      <w:proofErr w:type="spellStart"/>
+      <w:proofErr w:type="gramStart"/>
+      <w:r>
+        <w:t>mymicroservice</w:t>
+      </w:r>
+      <w:proofErr w:type="spellEnd"/>
+      <w:r>
+        <w:t xml:space="preserve"> .</w:t>
+      </w:r>
+      <w:proofErr w:type="gramEnd"/>
+    </w:p>
+    <w:p>
+      <w:pPr>
+        <w:numPr>
+          <w:ilvl w:val="0"/>
+          <w:numId w:val="18"/>
+        </w:numPr>
+      </w:pPr>
+      <w:r>
+        <w:t>Run the container:</w:t>
+      </w:r>
+    </w:p>
+    <w:p>
+      <w:r>
+        <w:t xml:space="preserve">docker run -d -p 8080:80 </w:t>
+      </w:r>
+      <w:proofErr w:type="spellStart"/>
+      <w:r>
+        <w:t>mymicroservice</w:t>
+      </w:r>
+      <w:proofErr w:type="spellEnd"/>
+    </w:p>
+    <w:p>
+      <w:r>
+        <w:rPr>
+          <w:b/>
+          <w:bCs/>
+        </w:rPr>
+        <w:t>What are the steps to push and pull a Docker image from Docker Hub?</w:t>
+      </w:r>
+    </w:p>
+    <w:p>
+      <w:pPr>
+        <w:numPr>
+          <w:ilvl w:val="0"/>
+          <w:numId w:val="19"/>
+        </w:numPr>
+      </w:pPr>
+      <w:r>
+        <w:rPr>
+          <w:b/>
+          <w:bCs/>
+        </w:rPr>
+        <w:t>Tag the image</w:t>
+      </w:r>
+      <w:r>
+        <w:t>:</w:t>
+      </w:r>
+    </w:p>
+    <w:p>
+      <w:r>
+        <w:t xml:space="preserve">docker tag </w:t>
+      </w:r>
+      <w:proofErr w:type="spellStart"/>
+      <w:r>
+        <w:t>mymicroservice</w:t>
+      </w:r>
+      <w:proofErr w:type="spellEnd"/>
+      <w:r>
+        <w:t xml:space="preserve"> username/</w:t>
+      </w:r>
+      <w:proofErr w:type="spellStart"/>
+      <w:proofErr w:type="gramStart"/>
+      <w:r>
+        <w:t>mymicroservice:latest</w:t>
+      </w:r>
+      <w:proofErr w:type="spellEnd"/>
+      <w:proofErr w:type="gramEnd"/>
+    </w:p>
+    <w:p>
+      <w:pPr>
+        <w:numPr>
+          <w:ilvl w:val="0"/>
+          <w:numId w:val="19"/>
+        </w:numPr>
+      </w:pPr>
+      <w:r>
+        <w:rPr>
+          <w:b/>
+          <w:bCs/>
+        </w:rPr>
+        <w:t>Login to Docker Hub</w:t>
+      </w:r>
+      <w:r>
+        <w:t>:</w:t>
+      </w:r>
+    </w:p>
+    <w:p>
+      <w:r>
+        <w:t>docker login</w:t>
+      </w:r>
+    </w:p>
+    <w:p>
+      <w:pPr>
+        <w:numPr>
+          <w:ilvl w:val="0"/>
+          <w:numId w:val="19"/>
+        </w:numPr>
+      </w:pPr>
+      <w:r>
+        <w:rPr>
+          <w:b/>
+          <w:bCs/>
+        </w:rPr>
+        <w:t>Push the image</w:t>
+      </w:r>
+      <w:r>
+        <w:t>:</w:t>
+      </w:r>
+    </w:p>
+    <w:p>
+      <w:r>
+        <w:t>docker push username/</w:t>
+      </w:r>
+      <w:proofErr w:type="spellStart"/>
+      <w:proofErr w:type="gramStart"/>
+      <w:r>
+        <w:t>mymicroservice:latest</w:t>
+      </w:r>
+      <w:proofErr w:type="spellEnd"/>
+      <w:proofErr w:type="gramEnd"/>
+    </w:p>
+    <w:p>
+      <w:pPr>
+        <w:numPr>
+          <w:ilvl w:val="0"/>
+          <w:numId w:val="19"/>
+        </w:numPr>
+      </w:pPr>
+      <w:r>
+        <w:rPr>
+          <w:b/>
+          <w:bCs/>
+        </w:rPr>
+        <w:t>Pull the image</w:t>
+      </w:r>
+      <w:r>
+        <w:t>:</w:t>
+      </w:r>
+    </w:p>
+    <w:p>
+      <w:r>
+        <w:t>docker pull username/</w:t>
+      </w:r>
+      <w:proofErr w:type="spellStart"/>
+      <w:proofErr w:type="gramStart"/>
+      <w:r>
+        <w:t>mymicroservice:latest</w:t>
+      </w:r>
+      <w:proofErr w:type="spellEnd"/>
+      <w:proofErr w:type="gramEnd"/>
+    </w:p>
+    <w:p>
+      <w:pPr>
+        <w:rPr>
+          <w:b/>
+          <w:bCs/>
+        </w:rPr>
+      </w:pPr>
+    </w:p>
+    <w:p>
+      <w:pPr>
+        <w:rPr>
+          <w:b/>
+          <w:bCs/>
+        </w:rPr>
+      </w:pPr>
+      <w:r>
+        <w:rPr>
+          <w:b/>
+          <w:bCs/>
+        </w:rPr>
+        <w:t>How do you create and use Docker networks?</w:t>
+      </w:r>
+    </w:p>
+    <w:p>
+      <w:r>
+        <w:t>Docker networks allow containers to communicate with each other. You can create a network and run containers attached to that network.</w:t>
+      </w:r>
+    </w:p>
+    <w:p>
+      <w:pPr>
+        <w:numPr>
+          <w:ilvl w:val="0"/>
+          <w:numId w:val="20"/>
+        </w:numPr>
+      </w:pPr>
+      <w:r>
+        <w:rPr>
+          <w:b/>
+          <w:bCs/>
+        </w:rPr>
+        <w:t>Create a network</w:t>
+      </w:r>
+      <w:r>
+        <w:t>:</w:t>
+      </w:r>
+    </w:p>
+    <w:p>
+      <w:r>
+        <w:lastRenderedPageBreak/>
+        <w:t xml:space="preserve">docker network create </w:t>
+      </w:r>
+      <w:proofErr w:type="spellStart"/>
+      <w:r>
+        <w:t>mynetwork</w:t>
+      </w:r>
+      <w:proofErr w:type="spellEnd"/>
+    </w:p>
+    <w:p>
+      <w:pPr>
+        <w:numPr>
+          <w:ilvl w:val="0"/>
+          <w:numId w:val="20"/>
+        </w:numPr>
+      </w:pPr>
+      <w:r>
+        <w:rPr>
+          <w:b/>
+          <w:bCs/>
+        </w:rPr>
+        <w:t>Run containers attached to the network</w:t>
+      </w:r>
+      <w:r>
+        <w:t>:</w:t>
+      </w:r>
+    </w:p>
+    <w:p>
+      <w:pPr>
+        <w:numPr>
+          <w:ilvl w:val="0"/>
+          <w:numId w:val="20"/>
+        </w:numPr>
+        <w:tabs>
+          <w:tab w:val="clear" w:pos="720"/>
+        </w:tabs>
+      </w:pPr>
+      <w:r>
+        <w:t>docker run -d --network=</w:t>
+      </w:r>
+      <w:proofErr w:type="spellStart"/>
+      <w:r>
+        <w:t>mynetwork</w:t>
+      </w:r>
+      <w:proofErr w:type="spellEnd"/>
+      <w:r>
+        <w:t xml:space="preserve"> --name=service1 </w:t>
+      </w:r>
+      <w:proofErr w:type="spellStart"/>
+      <w:r>
+        <w:t>mymicroservice</w:t>
+      </w:r>
+      <w:proofErr w:type="spellEnd"/>
+    </w:p>
+    <w:p>
+      <w:r>
+        <w:t>docker run -d --network=</w:t>
+      </w:r>
+      <w:proofErr w:type="spellStart"/>
+      <w:r>
+        <w:t>mynetwork</w:t>
+      </w:r>
+      <w:proofErr w:type="spellEnd"/>
+      <w:r>
+        <w:t xml:space="preserve"> --name=service2 </w:t>
+      </w:r>
+      <w:proofErr w:type="spellStart"/>
+      <w:r>
+        <w:t>mymicroservice</w:t>
+      </w:r>
+      <w:proofErr w:type="spellEnd"/>
+    </w:p>
+    <w:p>
+      <w:r>
+        <w:t>The containers can now communicate using their container names.</w:t>
+      </w:r>
+    </w:p>
+    <w:p>
+      <w:pPr>
+        <w:rPr>
+          <w:b/>
+          <w:bCs/>
+        </w:rPr>
+      </w:pPr>
+      <w:r>
+        <w:rPr>
+          <w:b/>
+          <w:bCs/>
+        </w:rPr>
+        <w:t xml:space="preserve">What </w:t>
+      </w:r>
+      <w:proofErr w:type="gramStart"/>
+      <w:r>
+        <w:rPr>
+          <w:b/>
+          <w:bCs/>
+        </w:rPr>
+        <w:t>are</w:t>
+      </w:r>
+      <w:proofErr w:type="gramEnd"/>
+      <w:r>
+        <w:rPr>
+          <w:b/>
+          <w:bCs/>
+        </w:rPr>
+        <w:t xml:space="preserve"> bridge, host, and overlay networks in Docker?</w:t>
+      </w:r>
+    </w:p>
+    <w:p>
+      <w:pPr>
+        <w:numPr>
+          <w:ilvl w:val="0"/>
+          <w:numId w:val="21"/>
+        </w:numPr>
+      </w:pPr>
+      <w:r>
+        <w:rPr>
+          <w:b/>
+          <w:bCs/>
+        </w:rPr>
+        <w:t>Bridge</w:t>
+      </w:r>
+      <w:r>
+        <w:t>: The default network that allows communication between containers on the same host.</w:t>
+      </w:r>
+    </w:p>
+    <w:p>
+      <w:pPr>
+        <w:numPr>
+          <w:ilvl w:val="0"/>
+          <w:numId w:val="21"/>
+        </w:numPr>
+      </w:pPr>
+      <w:r>
+        <w:rPr>
+          <w:b/>
+          <w:bCs/>
+        </w:rPr>
+        <w:t>Host</w:t>
+      </w:r>
+      <w:r>
+        <w:t>: Binds the container to the host’s network, bypassing the Docker bridge.</w:t>
+      </w:r>
+    </w:p>
+    <w:p>
+      <w:pPr>
+        <w:numPr>
+          <w:ilvl w:val="0"/>
+          <w:numId w:val="21"/>
+        </w:numPr>
+      </w:pPr>
+      <w:r>
+        <w:rPr>
+          <w:b/>
+          <w:bCs/>
+        </w:rPr>
+        <w:t>Overlay</w:t>
+      </w:r>
+      <w:r>
+        <w:t>: Used for multi-host networking in Swarm mode, allowing containers across different hosts to communicate.</w:t>
+      </w:r>
+    </w:p>
+    <w:p/>
     <w:sectPr>
       <w:pgSz w:w="11906" w:h="16838"/>
       <w:pgMar w:top="1440" w:right="1440" w:bottom="1440" w:left="1440" w:header="708" w:footer="708" w:gutter="0"/>
@@ -2781,6 +3927,119 @@
 <file path=word/numbering.xml><?xml version="1.0" encoding="utf-8"?>
 <w:numbering xmlns:wpc="http://schemas.microsoft.com/office/word/2010/wordprocessingCanvas" xmlns:cx="http://schemas.microsoft.com/office/drawing/2014/chartex" xmlns:cx1="http://schemas.microsoft.com/office/drawing/2015/9/8/chartex" xmlns:cx2="http://schemas.microsoft.com/office/drawing/2015/10/21/chartex" xmlns:cx3="http://schemas.microsoft.com/office/drawing/2016/5/9/chartex" xmlns:cx4="http://schemas.microsoft.com/office/drawing/2016/5/10/chartex" xmlns:cx5="http://schemas.microsoft.com/office/drawing/2016/5/11/chartex" xmlns:cx6="http://schemas.microsoft.com/office/drawing/2016/5/12/chartex" xmlns:cx7="http://schemas.microsoft.com/office/drawing/2016/5/13/chartex" xmlns:cx8="http://schemas.microsoft.com/office/drawing/2016/5/14/chartex" xmlns:mc="http://schemas.openxmlformats.org/markup-compatibility/2006" xmlns:aink="http://schemas.microsoft.com/office/drawing/2016/ink" xmlns:am3d="http://schemas.microsoft.com/office/drawing/2017/model3d" xmlns:o="urn:schemas-microsoft-com:office:office" xmlns:oel="http://schemas.microsoft.com/office/2019/extlst" xmlns:r="http://schemas.openxmlformats.org/officeDocument/2006/relationships" xmlns:m="http://schemas.openxmlformats.org/officeDocument/2006/math" xmlns:v="urn:schemas-microsoft-com:vml" xmlns:wp14="http://schemas.microsoft.com/office/word/2010/wordprocessingDrawing" xmlns:wp="http://schemas.openxmlformats.org/drawingml/2006/wordprocessingDrawing" xmlns:w10="urn:schemas-microsoft-com:office:word" xmlns:w="http://schemas.openxmlformats.org/wordprocessingml/2006/main" xmlns:w14="http://schemas.microsoft.com/office/word/2010/wordml" xmlns:w15="http://schemas.microsoft.com/office/word/2012/wordml" xmlns:w16cex="http://schemas.microsoft.com/office/word/2018/wordml/cex" xmlns:w16cid="http://schemas.microsoft.com/office/word/2016/wordml/cid" xmlns:w16="http://schemas.microsoft.com/office/word/2018/wordml" xmlns:w16du="http://schemas.microsoft.com/office/word/2023/wordml/word16du" xmlns:w16sdtdh="http://schemas.microsoft.com/office/word/2020/wordml/sdtdatahash" xmlns:w16sdtfl="http://schemas.microsoft.com/office/word/2024/wordml/sdtformatlock" xmlns:w16se="http://schemas.microsoft.com/office/word/2015/wordml/symex" xmlns:wpg="http://schemas.microsoft.com/office/word/2010/wordprocessingGroup" xmlns:wpi="http://schemas.microsoft.com/office/word/2010/wordprocessingInk" xmlns:wne="http://schemas.microsoft.com/office/word/2006/wordml" xmlns:wps="http://schemas.microsoft.com/office/word/2010/wordprocessingShape" mc:Ignorable="w14 w15 w16se w16cid w16 w16cex w16sdtdh w16sdtfl w16du wp14">
   <w:abstractNum w:abstractNumId="0" w15:restartNumberingAfterBreak="0">
+    <w:nsid w:val="112908F6"/>
+    <w:multiLevelType w:val="multilevel"/>
+    <w:tmpl w:val="D3F02844"/>
+    <w:lvl w:ilvl="0">
+      <w:start w:val="1"/>
+      <w:numFmt w:val="decimal"/>
+      <w:lvlText w:val="%1."/>
+      <w:lvlJc w:val="left"/>
+      <w:pPr>
+        <w:tabs>
+          <w:tab w:val="num" w:pos="720"/>
+        </w:tabs>
+        <w:ind w:left="720" w:hanging="360"/>
+      </w:pPr>
+    </w:lvl>
+    <w:lvl w:ilvl="1" w:tentative="1">
+      <w:start w:val="1"/>
+      <w:numFmt w:val="decimal"/>
+      <w:lvlText w:val="%2."/>
+      <w:lvlJc w:val="left"/>
+      <w:pPr>
+        <w:tabs>
+          <w:tab w:val="num" w:pos="1440"/>
+        </w:tabs>
+        <w:ind w:left="1440" w:hanging="360"/>
+      </w:pPr>
+    </w:lvl>
+    <w:lvl w:ilvl="2" w:tentative="1">
+      <w:start w:val="1"/>
+      <w:numFmt w:val="decimal"/>
+      <w:lvlText w:val="%3."/>
+      <w:lvlJc w:val="left"/>
+      <w:pPr>
+        <w:tabs>
+          <w:tab w:val="num" w:pos="2160"/>
+        </w:tabs>
+        <w:ind w:left="2160" w:hanging="360"/>
+      </w:pPr>
+    </w:lvl>
+    <w:lvl w:ilvl="3" w:tentative="1">
+      <w:start w:val="1"/>
+      <w:numFmt w:val="decimal"/>
+      <w:lvlText w:val="%4."/>
+      <w:lvlJc w:val="left"/>
+      <w:pPr>
+        <w:tabs>
+          <w:tab w:val="num" w:pos="2880"/>
+        </w:tabs>
+        <w:ind w:left="2880" w:hanging="360"/>
+      </w:pPr>
+    </w:lvl>
+    <w:lvl w:ilvl="4" w:tentative="1">
+      <w:start w:val="1"/>
+      <w:numFmt w:val="decimal"/>
+      <w:lvlText w:val="%5."/>
+      <w:lvlJc w:val="left"/>
+      <w:pPr>
+        <w:tabs>
+          <w:tab w:val="num" w:pos="3600"/>
+        </w:tabs>
+        <w:ind w:left="3600" w:hanging="360"/>
+      </w:pPr>
+    </w:lvl>
+    <w:lvl w:ilvl="5" w:tentative="1">
+      <w:start w:val="1"/>
+      <w:numFmt w:val="decimal"/>
+      <w:lvlText w:val="%6."/>
+      <w:lvlJc w:val="left"/>
+      <w:pPr>
+        <w:tabs>
+          <w:tab w:val="num" w:pos="4320"/>
+        </w:tabs>
+        <w:ind w:left="4320" w:hanging="360"/>
+      </w:pPr>
+    </w:lvl>
+    <w:lvl w:ilvl="6" w:tentative="1">
+      <w:start w:val="1"/>
+      <w:numFmt w:val="decimal"/>
+      <w:lvlText w:val="%7."/>
+      <w:lvlJc w:val="left"/>
+      <w:pPr>
+        <w:tabs>
+          <w:tab w:val="num" w:pos="5040"/>
+        </w:tabs>
+        <w:ind w:left="5040" w:hanging="360"/>
+      </w:pPr>
+    </w:lvl>
+    <w:lvl w:ilvl="7" w:tentative="1">
+      <w:start w:val="1"/>
+      <w:numFmt w:val="decimal"/>
+      <w:lvlText w:val="%8."/>
+      <w:lvlJc w:val="left"/>
+      <w:pPr>
+        <w:tabs>
+          <w:tab w:val="num" w:pos="5760"/>
+        </w:tabs>
+        <w:ind w:left="5760" w:hanging="360"/>
+      </w:pPr>
+    </w:lvl>
+    <w:lvl w:ilvl="8" w:tentative="1">
+      <w:start w:val="1"/>
+      <w:numFmt w:val="decimal"/>
+      <w:lvlText w:val="%9."/>
+      <w:lvlJc w:val="left"/>
+      <w:pPr>
+        <w:tabs>
+          <w:tab w:val="num" w:pos="6480"/>
+        </w:tabs>
+        <w:ind w:left="6480" w:hanging="360"/>
+      </w:pPr>
+    </w:lvl>
+  </w:abstractNum>
+  <w:abstractNum w:abstractNumId="1" w15:restartNumberingAfterBreak="0">
     <w:nsid w:val="17B2365D"/>
     <w:multiLevelType w:val="multilevel"/>
     <w:tmpl w:val="BB12532E"/>
@@ -2929,7 +4188,120 @@
       </w:rPr>
     </w:lvl>
   </w:abstractNum>
-  <w:abstractNum w:abstractNumId="1" w15:restartNumberingAfterBreak="0">
+  <w:abstractNum w:abstractNumId="2" w15:restartNumberingAfterBreak="0">
+    <w:nsid w:val="1BD157AC"/>
+    <w:multiLevelType w:val="multilevel"/>
+    <w:tmpl w:val="79067ECC"/>
+    <w:lvl w:ilvl="0">
+      <w:start w:val="1"/>
+      <w:numFmt w:val="decimal"/>
+      <w:lvlText w:val="%1."/>
+      <w:lvlJc w:val="left"/>
+      <w:pPr>
+        <w:tabs>
+          <w:tab w:val="num" w:pos="720"/>
+        </w:tabs>
+        <w:ind w:left="720" w:hanging="360"/>
+      </w:pPr>
+    </w:lvl>
+    <w:lvl w:ilvl="1" w:tentative="1">
+      <w:start w:val="1"/>
+      <w:numFmt w:val="decimal"/>
+      <w:lvlText w:val="%2."/>
+      <w:lvlJc w:val="left"/>
+      <w:pPr>
+        <w:tabs>
+          <w:tab w:val="num" w:pos="1440"/>
+        </w:tabs>
+        <w:ind w:left="1440" w:hanging="360"/>
+      </w:pPr>
+    </w:lvl>
+    <w:lvl w:ilvl="2" w:tentative="1">
+      <w:start w:val="1"/>
+      <w:numFmt w:val="decimal"/>
+      <w:lvlText w:val="%3."/>
+      <w:lvlJc w:val="left"/>
+      <w:pPr>
+        <w:tabs>
+          <w:tab w:val="num" w:pos="2160"/>
+        </w:tabs>
+        <w:ind w:left="2160" w:hanging="360"/>
+      </w:pPr>
+    </w:lvl>
+    <w:lvl w:ilvl="3" w:tentative="1">
+      <w:start w:val="1"/>
+      <w:numFmt w:val="decimal"/>
+      <w:lvlText w:val="%4."/>
+      <w:lvlJc w:val="left"/>
+      <w:pPr>
+        <w:tabs>
+          <w:tab w:val="num" w:pos="2880"/>
+        </w:tabs>
+        <w:ind w:left="2880" w:hanging="360"/>
+      </w:pPr>
+    </w:lvl>
+    <w:lvl w:ilvl="4" w:tentative="1">
+      <w:start w:val="1"/>
+      <w:numFmt w:val="decimal"/>
+      <w:lvlText w:val="%5."/>
+      <w:lvlJc w:val="left"/>
+      <w:pPr>
+        <w:tabs>
+          <w:tab w:val="num" w:pos="3600"/>
+        </w:tabs>
+        <w:ind w:left="3600" w:hanging="360"/>
+      </w:pPr>
+    </w:lvl>
+    <w:lvl w:ilvl="5" w:tentative="1">
+      <w:start w:val="1"/>
+      <w:numFmt w:val="decimal"/>
+      <w:lvlText w:val="%6."/>
+      <w:lvlJc w:val="left"/>
+      <w:pPr>
+        <w:tabs>
+          <w:tab w:val="num" w:pos="4320"/>
+        </w:tabs>
+        <w:ind w:left="4320" w:hanging="360"/>
+      </w:pPr>
+    </w:lvl>
+    <w:lvl w:ilvl="6" w:tentative="1">
+      <w:start w:val="1"/>
+      <w:numFmt w:val="decimal"/>
+      <w:lvlText w:val="%7."/>
+      <w:lvlJc w:val="left"/>
+      <w:pPr>
+        <w:tabs>
+          <w:tab w:val="num" w:pos="5040"/>
+        </w:tabs>
+        <w:ind w:left="5040" w:hanging="360"/>
+      </w:pPr>
+    </w:lvl>
+    <w:lvl w:ilvl="7" w:tentative="1">
+      <w:start w:val="1"/>
+      <w:numFmt w:val="decimal"/>
+      <w:lvlText w:val="%8."/>
+      <w:lvlJc w:val="left"/>
+      <w:pPr>
+        <w:tabs>
+          <w:tab w:val="num" w:pos="5760"/>
+        </w:tabs>
+        <w:ind w:left="5760" w:hanging="360"/>
+      </w:pPr>
+    </w:lvl>
+    <w:lvl w:ilvl="8" w:tentative="1">
+      <w:start w:val="1"/>
+      <w:numFmt w:val="decimal"/>
+      <w:lvlText w:val="%9."/>
+      <w:lvlJc w:val="left"/>
+      <w:pPr>
+        <w:tabs>
+          <w:tab w:val="num" w:pos="6480"/>
+        </w:tabs>
+        <w:ind w:left="6480" w:hanging="360"/>
+      </w:pPr>
+    </w:lvl>
+  </w:abstractNum>
+  <w:abstractNum w:abstractNumId="3" w15:restartNumberingAfterBreak="0">
     <w:nsid w:val="1F9D1496"/>
     <w:multiLevelType w:val="multilevel"/>
     <w:tmpl w:val="E34C9AD0"/>
@@ -3078,7 +4450,7 @@
       </w:rPr>
     </w:lvl>
   </w:abstractNum>
-  <w:abstractNum w:abstractNumId="2" w15:restartNumberingAfterBreak="0">
+  <w:abstractNum w:abstractNumId="4" w15:restartNumberingAfterBreak="0">
     <w:nsid w:val="26984D7C"/>
     <w:multiLevelType w:val="multilevel"/>
     <w:tmpl w:val="968AAD84"/>
@@ -3227,7 +4599,120 @@
       </w:rPr>
     </w:lvl>
   </w:abstractNum>
-  <w:abstractNum w:abstractNumId="3" w15:restartNumberingAfterBreak="0">
+  <w:abstractNum w:abstractNumId="5" w15:restartNumberingAfterBreak="0">
+    <w:nsid w:val="2BD66342"/>
+    <w:multiLevelType w:val="multilevel"/>
+    <w:tmpl w:val="43581AB0"/>
+    <w:lvl w:ilvl="0">
+      <w:start w:val="1"/>
+      <w:numFmt w:val="decimal"/>
+      <w:lvlText w:val="%1."/>
+      <w:lvlJc w:val="left"/>
+      <w:pPr>
+        <w:tabs>
+          <w:tab w:val="num" w:pos="720"/>
+        </w:tabs>
+        <w:ind w:left="720" w:hanging="360"/>
+      </w:pPr>
+    </w:lvl>
+    <w:lvl w:ilvl="1" w:tentative="1">
+      <w:start w:val="1"/>
+      <w:numFmt w:val="decimal"/>
+      <w:lvlText w:val="%2."/>
+      <w:lvlJc w:val="left"/>
+      <w:pPr>
+        <w:tabs>
+          <w:tab w:val="num" w:pos="1440"/>
+        </w:tabs>
+        <w:ind w:left="1440" w:hanging="360"/>
+      </w:pPr>
+    </w:lvl>
+    <w:lvl w:ilvl="2" w:tentative="1">
+      <w:start w:val="1"/>
+      <w:numFmt w:val="decimal"/>
+      <w:lvlText w:val="%3."/>
+      <w:lvlJc w:val="left"/>
+      <w:pPr>
+        <w:tabs>
+          <w:tab w:val="num" w:pos="2160"/>
+        </w:tabs>
+        <w:ind w:left="2160" w:hanging="360"/>
+      </w:pPr>
+    </w:lvl>
+    <w:lvl w:ilvl="3" w:tentative="1">
+      <w:start w:val="1"/>
+      <w:numFmt w:val="decimal"/>
+      <w:lvlText w:val="%4."/>
+      <w:lvlJc w:val="left"/>
+      <w:pPr>
+        <w:tabs>
+          <w:tab w:val="num" w:pos="2880"/>
+        </w:tabs>
+        <w:ind w:left="2880" w:hanging="360"/>
+      </w:pPr>
+    </w:lvl>
+    <w:lvl w:ilvl="4" w:tentative="1">
+      <w:start w:val="1"/>
+      <w:numFmt w:val="decimal"/>
+      <w:lvlText w:val="%5."/>
+      <w:lvlJc w:val="left"/>
+      <w:pPr>
+        <w:tabs>
+          <w:tab w:val="num" w:pos="3600"/>
+        </w:tabs>
+        <w:ind w:left="3600" w:hanging="360"/>
+      </w:pPr>
+    </w:lvl>
+    <w:lvl w:ilvl="5" w:tentative="1">
+      <w:start w:val="1"/>
+      <w:numFmt w:val="decimal"/>
+      <w:lvlText w:val="%6."/>
+      <w:lvlJc w:val="left"/>
+      <w:pPr>
+        <w:tabs>
+          <w:tab w:val="num" w:pos="4320"/>
+        </w:tabs>
+        <w:ind w:left="4320" w:hanging="360"/>
+      </w:pPr>
+    </w:lvl>
+    <w:lvl w:ilvl="6" w:tentative="1">
+      <w:start w:val="1"/>
+      <w:numFmt w:val="decimal"/>
+      <w:lvlText w:val="%7."/>
+      <w:lvlJc w:val="left"/>
+      <w:pPr>
+        <w:tabs>
+          <w:tab w:val="num" w:pos="5040"/>
+        </w:tabs>
+        <w:ind w:left="5040" w:hanging="360"/>
+      </w:pPr>
+    </w:lvl>
+    <w:lvl w:ilvl="7" w:tentative="1">
+      <w:start w:val="1"/>
+      <w:numFmt w:val="decimal"/>
+      <w:lvlText w:val="%8."/>
+      <w:lvlJc w:val="left"/>
+      <w:pPr>
+        <w:tabs>
+          <w:tab w:val="num" w:pos="5760"/>
+        </w:tabs>
+        <w:ind w:left="5760" w:hanging="360"/>
+      </w:pPr>
+    </w:lvl>
+    <w:lvl w:ilvl="8" w:tentative="1">
+      <w:start w:val="1"/>
+      <w:numFmt w:val="decimal"/>
+      <w:lvlText w:val="%9."/>
+      <w:lvlJc w:val="left"/>
+      <w:pPr>
+        <w:tabs>
+          <w:tab w:val="num" w:pos="6480"/>
+        </w:tabs>
+        <w:ind w:left="6480" w:hanging="360"/>
+      </w:pPr>
+    </w:lvl>
+  </w:abstractNum>
+  <w:abstractNum w:abstractNumId="6" w15:restartNumberingAfterBreak="0">
     <w:nsid w:val="2DEF68F5"/>
     <w:multiLevelType w:val="multilevel"/>
     <w:tmpl w:val="8408AD44"/>
@@ -3376,7 +4861,233 @@
       </w:rPr>
     </w:lvl>
   </w:abstractNum>
-  <w:abstractNum w:abstractNumId="4" w15:restartNumberingAfterBreak="0">
+  <w:abstractNum w:abstractNumId="7" w15:restartNumberingAfterBreak="0">
+    <w:nsid w:val="2F934971"/>
+    <w:multiLevelType w:val="multilevel"/>
+    <w:tmpl w:val="5574D570"/>
+    <w:lvl w:ilvl="0">
+      <w:start w:val="1"/>
+      <w:numFmt w:val="decimal"/>
+      <w:lvlText w:val="%1."/>
+      <w:lvlJc w:val="left"/>
+      <w:pPr>
+        <w:tabs>
+          <w:tab w:val="num" w:pos="720"/>
+        </w:tabs>
+        <w:ind w:left="720" w:hanging="360"/>
+      </w:pPr>
+    </w:lvl>
+    <w:lvl w:ilvl="1" w:tentative="1">
+      <w:start w:val="1"/>
+      <w:numFmt w:val="decimal"/>
+      <w:lvlText w:val="%2."/>
+      <w:lvlJc w:val="left"/>
+      <w:pPr>
+        <w:tabs>
+          <w:tab w:val="num" w:pos="1440"/>
+        </w:tabs>
+        <w:ind w:left="1440" w:hanging="360"/>
+      </w:pPr>
+    </w:lvl>
+    <w:lvl w:ilvl="2" w:tentative="1">
+      <w:start w:val="1"/>
+      <w:numFmt w:val="decimal"/>
+      <w:lvlText w:val="%3."/>
+      <w:lvlJc w:val="left"/>
+      <w:pPr>
+        <w:tabs>
+          <w:tab w:val="num" w:pos="2160"/>
+        </w:tabs>
+        <w:ind w:left="2160" w:hanging="360"/>
+      </w:pPr>
+    </w:lvl>
+    <w:lvl w:ilvl="3" w:tentative="1">
+      <w:start w:val="1"/>
+      <w:numFmt w:val="decimal"/>
+      <w:lvlText w:val="%4."/>
+      <w:lvlJc w:val="left"/>
+      <w:pPr>
+        <w:tabs>
+          <w:tab w:val="num" w:pos="2880"/>
+        </w:tabs>
+        <w:ind w:left="2880" w:hanging="360"/>
+      </w:pPr>
+    </w:lvl>
+    <w:lvl w:ilvl="4" w:tentative="1">
+      <w:start w:val="1"/>
+      <w:numFmt w:val="decimal"/>
+      <w:lvlText w:val="%5."/>
+      <w:lvlJc w:val="left"/>
+      <w:pPr>
+        <w:tabs>
+          <w:tab w:val="num" w:pos="3600"/>
+        </w:tabs>
+        <w:ind w:left="3600" w:hanging="360"/>
+      </w:pPr>
+    </w:lvl>
+    <w:lvl w:ilvl="5" w:tentative="1">
+      <w:start w:val="1"/>
+      <w:numFmt w:val="decimal"/>
+      <w:lvlText w:val="%6."/>
+      <w:lvlJc w:val="left"/>
+      <w:pPr>
+        <w:tabs>
+          <w:tab w:val="num" w:pos="4320"/>
+        </w:tabs>
+        <w:ind w:left="4320" w:hanging="360"/>
+      </w:pPr>
+    </w:lvl>
+    <w:lvl w:ilvl="6" w:tentative="1">
+      <w:start w:val="1"/>
+      <w:numFmt w:val="decimal"/>
+      <w:lvlText w:val="%7."/>
+      <w:lvlJc w:val="left"/>
+      <w:pPr>
+        <w:tabs>
+          <w:tab w:val="num" w:pos="5040"/>
+        </w:tabs>
+        <w:ind w:left="5040" w:hanging="360"/>
+      </w:pPr>
+    </w:lvl>
+    <w:lvl w:ilvl="7" w:tentative="1">
+      <w:start w:val="1"/>
+      <w:numFmt w:val="decimal"/>
+      <w:lvlText w:val="%8."/>
+      <w:lvlJc w:val="left"/>
+      <w:pPr>
+        <w:tabs>
+          <w:tab w:val="num" w:pos="5760"/>
+        </w:tabs>
+        <w:ind w:left="5760" w:hanging="360"/>
+      </w:pPr>
+    </w:lvl>
+    <w:lvl w:ilvl="8" w:tentative="1">
+      <w:start w:val="1"/>
+      <w:numFmt w:val="decimal"/>
+      <w:lvlText w:val="%9."/>
+      <w:lvlJc w:val="left"/>
+      <w:pPr>
+        <w:tabs>
+          <w:tab w:val="num" w:pos="6480"/>
+        </w:tabs>
+        <w:ind w:left="6480" w:hanging="360"/>
+      </w:pPr>
+    </w:lvl>
+  </w:abstractNum>
+  <w:abstractNum w:abstractNumId="8" w15:restartNumberingAfterBreak="0">
+    <w:nsid w:val="351C2B2D"/>
+    <w:multiLevelType w:val="multilevel"/>
+    <w:tmpl w:val="1E5609CA"/>
+    <w:lvl w:ilvl="0">
+      <w:start w:val="1"/>
+      <w:numFmt w:val="decimal"/>
+      <w:lvlText w:val="%1."/>
+      <w:lvlJc w:val="left"/>
+      <w:pPr>
+        <w:tabs>
+          <w:tab w:val="num" w:pos="720"/>
+        </w:tabs>
+        <w:ind w:left="720" w:hanging="360"/>
+      </w:pPr>
+    </w:lvl>
+    <w:lvl w:ilvl="1" w:tentative="1">
+      <w:start w:val="1"/>
+      <w:numFmt w:val="decimal"/>
+      <w:lvlText w:val="%2."/>
+      <w:lvlJc w:val="left"/>
+      <w:pPr>
+        <w:tabs>
+          <w:tab w:val="num" w:pos="1440"/>
+        </w:tabs>
+        <w:ind w:left="1440" w:hanging="360"/>
+      </w:pPr>
+    </w:lvl>
+    <w:lvl w:ilvl="2" w:tentative="1">
+      <w:start w:val="1"/>
+      <w:numFmt w:val="decimal"/>
+      <w:lvlText w:val="%3."/>
+      <w:lvlJc w:val="left"/>
+      <w:pPr>
+        <w:tabs>
+          <w:tab w:val="num" w:pos="2160"/>
+        </w:tabs>
+        <w:ind w:left="2160" w:hanging="360"/>
+      </w:pPr>
+    </w:lvl>
+    <w:lvl w:ilvl="3" w:tentative="1">
+      <w:start w:val="1"/>
+      <w:numFmt w:val="decimal"/>
+      <w:lvlText w:val="%4."/>
+      <w:lvlJc w:val="left"/>
+      <w:pPr>
+        <w:tabs>
+          <w:tab w:val="num" w:pos="2880"/>
+        </w:tabs>
+        <w:ind w:left="2880" w:hanging="360"/>
+      </w:pPr>
+    </w:lvl>
+    <w:lvl w:ilvl="4" w:tentative="1">
+      <w:start w:val="1"/>
+      <w:numFmt w:val="decimal"/>
+      <w:lvlText w:val="%5."/>
+      <w:lvlJc w:val="left"/>
+      <w:pPr>
+        <w:tabs>
+          <w:tab w:val="num" w:pos="3600"/>
+        </w:tabs>
+        <w:ind w:left="3600" w:hanging="360"/>
+      </w:pPr>
+    </w:lvl>
+    <w:lvl w:ilvl="5" w:tentative="1">
+      <w:start w:val="1"/>
+      <w:numFmt w:val="decimal"/>
+      <w:lvlText w:val="%6."/>
+      <w:lvlJc w:val="left"/>
+      <w:pPr>
+        <w:tabs>
+          <w:tab w:val="num" w:pos="4320"/>
+        </w:tabs>
+        <w:ind w:left="4320" w:hanging="360"/>
+      </w:pPr>
+    </w:lvl>
+    <w:lvl w:ilvl="6" w:tentative="1">
+      <w:start w:val="1"/>
+      <w:numFmt w:val="decimal"/>
+      <w:lvlText w:val="%7."/>
+      <w:lvlJc w:val="left"/>
+      <w:pPr>
+        <w:tabs>
+          <w:tab w:val="num" w:pos="5040"/>
+        </w:tabs>
+        <w:ind w:left="5040" w:hanging="360"/>
+      </w:pPr>
+    </w:lvl>
+    <w:lvl w:ilvl="7" w:tentative="1">
+      <w:start w:val="1"/>
+      <w:numFmt w:val="decimal"/>
+      <w:lvlText w:val="%8."/>
+      <w:lvlJc w:val="left"/>
+      <w:pPr>
+        <w:tabs>
+          <w:tab w:val="num" w:pos="5760"/>
+        </w:tabs>
+        <w:ind w:left="5760" w:hanging="360"/>
+      </w:pPr>
+    </w:lvl>
+    <w:lvl w:ilvl="8" w:tentative="1">
+      <w:start w:val="1"/>
+      <w:numFmt w:val="decimal"/>
+      <w:lvlText w:val="%9."/>
+      <w:lvlJc w:val="left"/>
+      <w:pPr>
+        <w:tabs>
+          <w:tab w:val="num" w:pos="6480"/>
+        </w:tabs>
+        <w:ind w:left="6480" w:hanging="360"/>
+      </w:pPr>
+    </w:lvl>
+  </w:abstractNum>
+  <w:abstractNum w:abstractNumId="9" w15:restartNumberingAfterBreak="0">
     <w:nsid w:val="42A749F2"/>
     <w:multiLevelType w:val="multilevel"/>
     <w:tmpl w:val="2582452C"/>
@@ -3525,7 +5236,7 @@
       </w:rPr>
     </w:lvl>
   </w:abstractNum>
-  <w:abstractNum w:abstractNumId="5" w15:restartNumberingAfterBreak="0">
+  <w:abstractNum w:abstractNumId="10" w15:restartNumberingAfterBreak="0">
     <w:nsid w:val="45FF13F3"/>
     <w:multiLevelType w:val="multilevel"/>
     <w:tmpl w:val="05F04692"/>
@@ -3674,7 +5385,120 @@
       </w:rPr>
     </w:lvl>
   </w:abstractNum>
-  <w:abstractNum w:abstractNumId="6" w15:restartNumberingAfterBreak="0">
+  <w:abstractNum w:abstractNumId="11" w15:restartNumberingAfterBreak="0">
+    <w:nsid w:val="465618DF"/>
+    <w:multiLevelType w:val="multilevel"/>
+    <w:tmpl w:val="CC1E3ADA"/>
+    <w:lvl w:ilvl="0">
+      <w:start w:val="1"/>
+      <w:numFmt w:val="decimal"/>
+      <w:lvlText w:val="%1."/>
+      <w:lvlJc w:val="left"/>
+      <w:pPr>
+        <w:tabs>
+          <w:tab w:val="num" w:pos="720"/>
+        </w:tabs>
+        <w:ind w:left="720" w:hanging="360"/>
+      </w:pPr>
+    </w:lvl>
+    <w:lvl w:ilvl="1" w:tentative="1">
+      <w:start w:val="1"/>
+      <w:numFmt w:val="decimal"/>
+      <w:lvlText w:val="%2."/>
+      <w:lvlJc w:val="left"/>
+      <w:pPr>
+        <w:tabs>
+          <w:tab w:val="num" w:pos="1440"/>
+        </w:tabs>
+        <w:ind w:left="1440" w:hanging="360"/>
+      </w:pPr>
+    </w:lvl>
+    <w:lvl w:ilvl="2" w:tentative="1">
+      <w:start w:val="1"/>
+      <w:numFmt w:val="decimal"/>
+      <w:lvlText w:val="%3."/>
+      <w:lvlJc w:val="left"/>
+      <w:pPr>
+        <w:tabs>
+          <w:tab w:val="num" w:pos="2160"/>
+        </w:tabs>
+        <w:ind w:left="2160" w:hanging="360"/>
+      </w:pPr>
+    </w:lvl>
+    <w:lvl w:ilvl="3" w:tentative="1">
+      <w:start w:val="1"/>
+      <w:numFmt w:val="decimal"/>
+      <w:lvlText w:val="%4."/>
+      <w:lvlJc w:val="left"/>
+      <w:pPr>
+        <w:tabs>
+          <w:tab w:val="num" w:pos="2880"/>
+        </w:tabs>
+        <w:ind w:left="2880" w:hanging="360"/>
+      </w:pPr>
+    </w:lvl>
+    <w:lvl w:ilvl="4" w:tentative="1">
+      <w:start w:val="1"/>
+      <w:numFmt w:val="decimal"/>
+      <w:lvlText w:val="%5."/>
+      <w:lvlJc w:val="left"/>
+      <w:pPr>
+        <w:tabs>
+          <w:tab w:val="num" w:pos="3600"/>
+        </w:tabs>
+        <w:ind w:left="3600" w:hanging="360"/>
+      </w:pPr>
+    </w:lvl>
+    <w:lvl w:ilvl="5" w:tentative="1">
+      <w:start w:val="1"/>
+      <w:numFmt w:val="decimal"/>
+      <w:lvlText w:val="%6."/>
+      <w:lvlJc w:val="left"/>
+      <w:pPr>
+        <w:tabs>
+          <w:tab w:val="num" w:pos="4320"/>
+        </w:tabs>
+        <w:ind w:left="4320" w:hanging="360"/>
+      </w:pPr>
+    </w:lvl>
+    <w:lvl w:ilvl="6" w:tentative="1">
+      <w:start w:val="1"/>
+      <w:numFmt w:val="decimal"/>
+      <w:lvlText w:val="%7."/>
+      <w:lvlJc w:val="left"/>
+      <w:pPr>
+        <w:tabs>
+          <w:tab w:val="num" w:pos="5040"/>
+        </w:tabs>
+        <w:ind w:left="5040" w:hanging="360"/>
+      </w:pPr>
+    </w:lvl>
+    <w:lvl w:ilvl="7" w:tentative="1">
+      <w:start w:val="1"/>
+      <w:numFmt w:val="decimal"/>
+      <w:lvlText w:val="%8."/>
+      <w:lvlJc w:val="left"/>
+      <w:pPr>
+        <w:tabs>
+          <w:tab w:val="num" w:pos="5760"/>
+        </w:tabs>
+        <w:ind w:left="5760" w:hanging="360"/>
+      </w:pPr>
+    </w:lvl>
+    <w:lvl w:ilvl="8" w:tentative="1">
+      <w:start w:val="1"/>
+      <w:numFmt w:val="decimal"/>
+      <w:lvlText w:val="%9."/>
+      <w:lvlJc w:val="left"/>
+      <w:pPr>
+        <w:tabs>
+          <w:tab w:val="num" w:pos="6480"/>
+        </w:tabs>
+        <w:ind w:left="6480" w:hanging="360"/>
+      </w:pPr>
+    </w:lvl>
+  </w:abstractNum>
+  <w:abstractNum w:abstractNumId="12" w15:restartNumberingAfterBreak="0">
     <w:nsid w:val="4EE14A73"/>
     <w:multiLevelType w:val="multilevel"/>
     <w:tmpl w:val="D592C20E"/>
@@ -3823,7 +5647,7 @@
       </w:rPr>
     </w:lvl>
   </w:abstractNum>
-  <w:abstractNum w:abstractNumId="7" w15:restartNumberingAfterBreak="0">
+  <w:abstractNum w:abstractNumId="13" w15:restartNumberingAfterBreak="0">
     <w:nsid w:val="56037C5C"/>
     <w:multiLevelType w:val="multilevel"/>
     <w:tmpl w:val="2FCE805C"/>
@@ -3972,7 +5796,7 @@
       </w:rPr>
     </w:lvl>
   </w:abstractNum>
-  <w:abstractNum w:abstractNumId="8" w15:restartNumberingAfterBreak="0">
+  <w:abstractNum w:abstractNumId="14" w15:restartNumberingAfterBreak="0">
     <w:nsid w:val="573B35BC"/>
     <w:multiLevelType w:val="multilevel"/>
     <w:tmpl w:val="5E50B610"/>
@@ -4121,7 +5945,7 @@
       </w:rPr>
     </w:lvl>
   </w:abstractNum>
-  <w:abstractNum w:abstractNumId="9" w15:restartNumberingAfterBreak="0">
+  <w:abstractNum w:abstractNumId="15" w15:restartNumberingAfterBreak="0">
     <w:nsid w:val="653F6340"/>
     <w:multiLevelType w:val="multilevel"/>
     <w:tmpl w:val="C064754E"/>
@@ -4270,7 +6094,120 @@
       </w:rPr>
     </w:lvl>
   </w:abstractNum>
-  <w:abstractNum w:abstractNumId="10" w15:restartNumberingAfterBreak="0">
+  <w:abstractNum w:abstractNumId="16" w15:restartNumberingAfterBreak="0">
+    <w:nsid w:val="6A377B83"/>
+    <w:multiLevelType w:val="multilevel"/>
+    <w:tmpl w:val="5302E776"/>
+    <w:lvl w:ilvl="0">
+      <w:start w:val="1"/>
+      <w:numFmt w:val="decimal"/>
+      <w:lvlText w:val="%1."/>
+      <w:lvlJc w:val="left"/>
+      <w:pPr>
+        <w:tabs>
+          <w:tab w:val="num" w:pos="720"/>
+        </w:tabs>
+        <w:ind w:left="720" w:hanging="360"/>
+      </w:pPr>
+    </w:lvl>
+    <w:lvl w:ilvl="1" w:tentative="1">
+      <w:start w:val="1"/>
+      <w:numFmt w:val="decimal"/>
+      <w:lvlText w:val="%2."/>
+      <w:lvlJc w:val="left"/>
+      <w:pPr>
+        <w:tabs>
+          <w:tab w:val="num" w:pos="1440"/>
+        </w:tabs>
+        <w:ind w:left="1440" w:hanging="360"/>
+      </w:pPr>
+    </w:lvl>
+    <w:lvl w:ilvl="2" w:tentative="1">
+      <w:start w:val="1"/>
+      <w:numFmt w:val="decimal"/>
+      <w:lvlText w:val="%3."/>
+      <w:lvlJc w:val="left"/>
+      <w:pPr>
+        <w:tabs>
+          <w:tab w:val="num" w:pos="2160"/>
+        </w:tabs>
+        <w:ind w:left="2160" w:hanging="360"/>
+      </w:pPr>
+    </w:lvl>
+    <w:lvl w:ilvl="3" w:tentative="1">
+      <w:start w:val="1"/>
+      <w:numFmt w:val="decimal"/>
+      <w:lvlText w:val="%4."/>
+      <w:lvlJc w:val="left"/>
+      <w:pPr>
+        <w:tabs>
+          <w:tab w:val="num" w:pos="2880"/>
+        </w:tabs>
+        <w:ind w:left="2880" w:hanging="360"/>
+      </w:pPr>
+    </w:lvl>
+    <w:lvl w:ilvl="4" w:tentative="1">
+      <w:start w:val="1"/>
+      <w:numFmt w:val="decimal"/>
+      <w:lvlText w:val="%5."/>
+      <w:lvlJc w:val="left"/>
+      <w:pPr>
+        <w:tabs>
+          <w:tab w:val="num" w:pos="3600"/>
+        </w:tabs>
+        <w:ind w:left="3600" w:hanging="360"/>
+      </w:pPr>
+    </w:lvl>
+    <w:lvl w:ilvl="5" w:tentative="1">
+      <w:start w:val="1"/>
+      <w:numFmt w:val="decimal"/>
+      <w:lvlText w:val="%6."/>
+      <w:lvlJc w:val="left"/>
+      <w:pPr>
+        <w:tabs>
+          <w:tab w:val="num" w:pos="4320"/>
+        </w:tabs>
+        <w:ind w:left="4320" w:hanging="360"/>
+      </w:pPr>
+    </w:lvl>
+    <w:lvl w:ilvl="6" w:tentative="1">
+      <w:start w:val="1"/>
+      <w:numFmt w:val="decimal"/>
+      <w:lvlText w:val="%7."/>
+      <w:lvlJc w:val="left"/>
+      <w:pPr>
+        <w:tabs>
+          <w:tab w:val="num" w:pos="5040"/>
+        </w:tabs>
+        <w:ind w:left="5040" w:hanging="360"/>
+      </w:pPr>
+    </w:lvl>
+    <w:lvl w:ilvl="7" w:tentative="1">
+      <w:start w:val="1"/>
+      <w:numFmt w:val="decimal"/>
+      <w:lvlText w:val="%8."/>
+      <w:lvlJc w:val="left"/>
+      <w:pPr>
+        <w:tabs>
+          <w:tab w:val="num" w:pos="5760"/>
+        </w:tabs>
+        <w:ind w:left="5760" w:hanging="360"/>
+      </w:pPr>
+    </w:lvl>
+    <w:lvl w:ilvl="8" w:tentative="1">
+      <w:start w:val="1"/>
+      <w:numFmt w:val="decimal"/>
+      <w:lvlText w:val="%9."/>
+      <w:lvlJc w:val="left"/>
+      <w:pPr>
+        <w:tabs>
+          <w:tab w:val="num" w:pos="6480"/>
+        </w:tabs>
+        <w:ind w:left="6480" w:hanging="360"/>
+      </w:pPr>
+    </w:lvl>
+  </w:abstractNum>
+  <w:abstractNum w:abstractNumId="17" w15:restartNumberingAfterBreak="0">
     <w:nsid w:val="6F986AE1"/>
     <w:multiLevelType w:val="multilevel"/>
     <w:tmpl w:val="02A60430"/>
@@ -4419,7 +6356,120 @@
       </w:rPr>
     </w:lvl>
   </w:abstractNum>
-  <w:abstractNum w:abstractNumId="11" w15:restartNumberingAfterBreak="0">
+  <w:abstractNum w:abstractNumId="18" w15:restartNumberingAfterBreak="0">
+    <w:nsid w:val="74E015BF"/>
+    <w:multiLevelType w:val="multilevel"/>
+    <w:tmpl w:val="D4764D6A"/>
+    <w:lvl w:ilvl="0">
+      <w:start w:val="1"/>
+      <w:numFmt w:val="decimal"/>
+      <w:lvlText w:val="%1."/>
+      <w:lvlJc w:val="left"/>
+      <w:pPr>
+        <w:tabs>
+          <w:tab w:val="num" w:pos="720"/>
+        </w:tabs>
+        <w:ind w:left="720" w:hanging="360"/>
+      </w:pPr>
+    </w:lvl>
+    <w:lvl w:ilvl="1" w:tentative="1">
+      <w:start w:val="1"/>
+      <w:numFmt w:val="decimal"/>
+      <w:lvlText w:val="%2."/>
+      <w:lvlJc w:val="left"/>
+      <w:pPr>
+        <w:tabs>
+          <w:tab w:val="num" w:pos="1440"/>
+        </w:tabs>
+        <w:ind w:left="1440" w:hanging="360"/>
+      </w:pPr>
+    </w:lvl>
+    <w:lvl w:ilvl="2" w:tentative="1">
+      <w:start w:val="1"/>
+      <w:numFmt w:val="decimal"/>
+      <w:lvlText w:val="%3."/>
+      <w:lvlJc w:val="left"/>
+      <w:pPr>
+        <w:tabs>
+          <w:tab w:val="num" w:pos="2160"/>
+        </w:tabs>
+        <w:ind w:left="2160" w:hanging="360"/>
+      </w:pPr>
+    </w:lvl>
+    <w:lvl w:ilvl="3" w:tentative="1">
+      <w:start w:val="1"/>
+      <w:numFmt w:val="decimal"/>
+      <w:lvlText w:val="%4."/>
+      <w:lvlJc w:val="left"/>
+      <w:pPr>
+        <w:tabs>
+          <w:tab w:val="num" w:pos="2880"/>
+        </w:tabs>
+        <w:ind w:left="2880" w:hanging="360"/>
+      </w:pPr>
+    </w:lvl>
+    <w:lvl w:ilvl="4" w:tentative="1">
+      <w:start w:val="1"/>
+      <w:numFmt w:val="decimal"/>
+      <w:lvlText w:val="%5."/>
+      <w:lvlJc w:val="left"/>
+      <w:pPr>
+        <w:tabs>
+          <w:tab w:val="num" w:pos="3600"/>
+        </w:tabs>
+        <w:ind w:left="3600" w:hanging="360"/>
+      </w:pPr>
+    </w:lvl>
+    <w:lvl w:ilvl="5" w:tentative="1">
+      <w:start w:val="1"/>
+      <w:numFmt w:val="decimal"/>
+      <w:lvlText w:val="%6."/>
+      <w:lvlJc w:val="left"/>
+      <w:pPr>
+        <w:tabs>
+          <w:tab w:val="num" w:pos="4320"/>
+        </w:tabs>
+        <w:ind w:left="4320" w:hanging="360"/>
+      </w:pPr>
+    </w:lvl>
+    <w:lvl w:ilvl="6" w:tentative="1">
+      <w:start w:val="1"/>
+      <w:numFmt w:val="decimal"/>
+      <w:lvlText w:val="%7."/>
+      <w:lvlJc w:val="left"/>
+      <w:pPr>
+        <w:tabs>
+          <w:tab w:val="num" w:pos="5040"/>
+        </w:tabs>
+        <w:ind w:left="5040" w:hanging="360"/>
+      </w:pPr>
+    </w:lvl>
+    <w:lvl w:ilvl="7" w:tentative="1">
+      <w:start w:val="1"/>
+      <w:numFmt w:val="decimal"/>
+      <w:lvlText w:val="%8."/>
+      <w:lvlJc w:val="left"/>
+      <w:pPr>
+        <w:tabs>
+          <w:tab w:val="num" w:pos="5760"/>
+        </w:tabs>
+        <w:ind w:left="5760" w:hanging="360"/>
+      </w:pPr>
+    </w:lvl>
+    <w:lvl w:ilvl="8" w:tentative="1">
+      <w:start w:val="1"/>
+      <w:numFmt w:val="decimal"/>
+      <w:lvlText w:val="%9."/>
+      <w:lvlJc w:val="left"/>
+      <w:pPr>
+        <w:tabs>
+          <w:tab w:val="num" w:pos="6480"/>
+        </w:tabs>
+        <w:ind w:left="6480" w:hanging="360"/>
+      </w:pPr>
+    </w:lvl>
+  </w:abstractNum>
+  <w:abstractNum w:abstractNumId="19" w15:restartNumberingAfterBreak="0">
     <w:nsid w:val="78F1026B"/>
     <w:multiLevelType w:val="multilevel"/>
     <w:tmpl w:val="F1B8AEBE"/>
@@ -4568,41 +6618,181 @@
       </w:rPr>
     </w:lvl>
   </w:abstractNum>
+  <w:abstractNum w:abstractNumId="20" w15:restartNumberingAfterBreak="0">
+    <w:nsid w:val="7DBA1D54"/>
+    <w:multiLevelType w:val="multilevel"/>
+    <w:tmpl w:val="BCA488D2"/>
+    <w:lvl w:ilvl="0">
+      <w:start w:val="1"/>
+      <w:numFmt w:val="decimal"/>
+      <w:lvlText w:val="%1."/>
+      <w:lvlJc w:val="left"/>
+      <w:pPr>
+        <w:tabs>
+          <w:tab w:val="num" w:pos="720"/>
+        </w:tabs>
+        <w:ind w:left="720" w:hanging="360"/>
+      </w:pPr>
+    </w:lvl>
+    <w:lvl w:ilvl="1" w:tentative="1">
+      <w:start w:val="1"/>
+      <w:numFmt w:val="decimal"/>
+      <w:lvlText w:val="%2."/>
+      <w:lvlJc w:val="left"/>
+      <w:pPr>
+        <w:tabs>
+          <w:tab w:val="num" w:pos="1440"/>
+        </w:tabs>
+        <w:ind w:left="1440" w:hanging="360"/>
+      </w:pPr>
+    </w:lvl>
+    <w:lvl w:ilvl="2" w:tentative="1">
+      <w:start w:val="1"/>
+      <w:numFmt w:val="decimal"/>
+      <w:lvlText w:val="%3."/>
+      <w:lvlJc w:val="left"/>
+      <w:pPr>
+        <w:tabs>
+          <w:tab w:val="num" w:pos="2160"/>
+        </w:tabs>
+        <w:ind w:left="2160" w:hanging="360"/>
+      </w:pPr>
+    </w:lvl>
+    <w:lvl w:ilvl="3" w:tentative="1">
+      <w:start w:val="1"/>
+      <w:numFmt w:val="decimal"/>
+      <w:lvlText w:val="%4."/>
+      <w:lvlJc w:val="left"/>
+      <w:pPr>
+        <w:tabs>
+          <w:tab w:val="num" w:pos="2880"/>
+        </w:tabs>
+        <w:ind w:left="2880" w:hanging="360"/>
+      </w:pPr>
+    </w:lvl>
+    <w:lvl w:ilvl="4" w:tentative="1">
+      <w:start w:val="1"/>
+      <w:numFmt w:val="decimal"/>
+      <w:lvlText w:val="%5."/>
+      <w:lvlJc w:val="left"/>
+      <w:pPr>
+        <w:tabs>
+          <w:tab w:val="num" w:pos="3600"/>
+        </w:tabs>
+        <w:ind w:left="3600" w:hanging="360"/>
+      </w:pPr>
+    </w:lvl>
+    <w:lvl w:ilvl="5" w:tentative="1">
+      <w:start w:val="1"/>
+      <w:numFmt w:val="decimal"/>
+      <w:lvlText w:val="%6."/>
+      <w:lvlJc w:val="left"/>
+      <w:pPr>
+        <w:tabs>
+          <w:tab w:val="num" w:pos="4320"/>
+        </w:tabs>
+        <w:ind w:left="4320" w:hanging="360"/>
+      </w:pPr>
+    </w:lvl>
+    <w:lvl w:ilvl="6" w:tentative="1">
+      <w:start w:val="1"/>
+      <w:numFmt w:val="decimal"/>
+      <w:lvlText w:val="%7."/>
+      <w:lvlJc w:val="left"/>
+      <w:pPr>
+        <w:tabs>
+          <w:tab w:val="num" w:pos="5040"/>
+        </w:tabs>
+        <w:ind w:left="5040" w:hanging="360"/>
+      </w:pPr>
+    </w:lvl>
+    <w:lvl w:ilvl="7" w:tentative="1">
+      <w:start w:val="1"/>
+      <w:numFmt w:val="decimal"/>
+      <w:lvlText w:val="%8."/>
+      <w:lvlJc w:val="left"/>
+      <w:pPr>
+        <w:tabs>
+          <w:tab w:val="num" w:pos="5760"/>
+        </w:tabs>
+        <w:ind w:left="5760" w:hanging="360"/>
+      </w:pPr>
+    </w:lvl>
+    <w:lvl w:ilvl="8" w:tentative="1">
+      <w:start w:val="1"/>
+      <w:numFmt w:val="decimal"/>
+      <w:lvlText w:val="%9."/>
+      <w:lvlJc w:val="left"/>
+      <w:pPr>
+        <w:tabs>
+          <w:tab w:val="num" w:pos="6480"/>
+        </w:tabs>
+        <w:ind w:left="6480" w:hanging="360"/>
+      </w:pPr>
+    </w:lvl>
+  </w:abstractNum>
   <w:num w:numId="1" w16cid:durableId="726294876">
+    <w:abstractNumId w:val="4"/>
+  </w:num>
+  <w:num w:numId="2" w16cid:durableId="1836262791">
+    <w:abstractNumId w:val="10"/>
+  </w:num>
+  <w:num w:numId="3" w16cid:durableId="1193686078">
+    <w:abstractNumId w:val="15"/>
+  </w:num>
+  <w:num w:numId="4" w16cid:durableId="837354788">
+    <w:abstractNumId w:val="19"/>
+  </w:num>
+  <w:num w:numId="5" w16cid:durableId="390276228">
+    <w:abstractNumId w:val="12"/>
+  </w:num>
+  <w:num w:numId="6" w16cid:durableId="990256204">
+    <w:abstractNumId w:val="1"/>
+  </w:num>
+  <w:num w:numId="7" w16cid:durableId="2101171601">
+    <w:abstractNumId w:val="9"/>
+  </w:num>
+  <w:num w:numId="8" w16cid:durableId="257711954">
+    <w:abstractNumId w:val="17"/>
+  </w:num>
+  <w:num w:numId="9" w16cid:durableId="1747072058">
+    <w:abstractNumId w:val="13"/>
+  </w:num>
+  <w:num w:numId="10" w16cid:durableId="303118203">
+    <w:abstractNumId w:val="14"/>
+  </w:num>
+  <w:num w:numId="11" w16cid:durableId="1018046226">
+    <w:abstractNumId w:val="6"/>
+  </w:num>
+  <w:num w:numId="12" w16cid:durableId="1273972987">
+    <w:abstractNumId w:val="3"/>
+  </w:num>
+  <w:num w:numId="13" w16cid:durableId="1808401653">
+    <w:abstractNumId w:val="8"/>
+  </w:num>
+  <w:num w:numId="14" w16cid:durableId="490802033">
+    <w:abstractNumId w:val="16"/>
+  </w:num>
+  <w:num w:numId="15" w16cid:durableId="525172431">
+    <w:abstractNumId w:val="0"/>
+  </w:num>
+  <w:num w:numId="16" w16cid:durableId="2108579926">
     <w:abstractNumId w:val="2"/>
   </w:num>
-  <w:num w:numId="2" w16cid:durableId="1836262791">
+  <w:num w:numId="17" w16cid:durableId="1145052670">
+    <w:abstractNumId w:val="20"/>
+  </w:num>
+  <w:num w:numId="18" w16cid:durableId="225263662">
+    <w:abstractNumId w:val="11"/>
+  </w:num>
+  <w:num w:numId="19" w16cid:durableId="797063079">
+    <w:abstractNumId w:val="18"/>
+  </w:num>
+  <w:num w:numId="20" w16cid:durableId="525102618">
     <w:abstractNumId w:val="5"/>
   </w:num>
-  <w:num w:numId="3" w16cid:durableId="1193686078">
-    <w:abstractNumId w:val="9"/>
-  </w:num>
-  <w:num w:numId="4" w16cid:durableId="837354788">
-    <w:abstractNumId w:val="11"/>
-  </w:num>
-  <w:num w:numId="5" w16cid:durableId="390276228">
-    <w:abstractNumId w:val="6"/>
-  </w:num>
-  <w:num w:numId="6" w16cid:durableId="990256204">
-    <w:abstractNumId w:val="0"/>
-  </w:num>
-  <w:num w:numId="7" w16cid:durableId="2101171601">
-    <w:abstractNumId w:val="4"/>
-  </w:num>
-  <w:num w:numId="8" w16cid:durableId="257711954">
-    <w:abstractNumId w:val="10"/>
-  </w:num>
-  <w:num w:numId="9" w16cid:durableId="1747072058">
+  <w:num w:numId="21" w16cid:durableId="1881361653">
     <w:abstractNumId w:val="7"/>
-  </w:num>
-  <w:num w:numId="10" w16cid:durableId="303118203">
-    <w:abstractNumId w:val="8"/>
-  </w:num>
-  <w:num w:numId="11" w16cid:durableId="1018046226">
-    <w:abstractNumId w:val="3"/>
-  </w:num>
-  <w:num w:numId="12" w16cid:durableId="1273972987">
-    <w:abstractNumId w:val="1"/>
   </w:num>
 </w:numbering>
 </file>
